--- a/Syllabus/Syllabus.docx
+++ b/Syllabus/Syllabus.docx
@@ -1,6 +1,6 @@
 
 <file path=word/document.xml><?xml version="1.0" encoding="utf-8"?>
-<w:document xmlns:wpc="http://schemas.microsoft.com/office/word/2010/wordprocessingCanvas" xmlns:cx="http://schemas.microsoft.com/office/drawing/2014/chartex" xmlns:cx1="http://schemas.microsoft.com/office/drawing/2015/9/8/chartex" xmlns:cx2="http://schemas.microsoft.com/office/drawing/2015/10/21/chartex" xmlns:cx3="http://schemas.microsoft.com/office/drawing/2016/5/9/chartex" xmlns:cx4="http://schemas.microsoft.com/office/drawing/2016/5/10/chartex" xmlns:cx5="http://schemas.microsoft.com/office/drawing/2016/5/11/chartex" xmlns:cx6="http://schemas.microsoft.com/office/drawing/2016/5/12/chartex" xmlns:cx7="http://schemas.microsoft.com/office/drawing/2016/5/13/chartex" xmlns:cx8="http://schemas.microsoft.com/office/drawing/2016/5/14/chartex" xmlns:mc="http://schemas.openxmlformats.org/markup-compatibility/2006" xmlns:aink="http://schemas.microsoft.com/office/drawing/2016/ink" xmlns:am3d="http://schemas.microsoft.com/office/drawing/2017/model3d" xmlns:o="urn:schemas-microsoft-com:office:office" xmlns:oel="http://schemas.microsoft.com/office/2019/extlst" xmlns:r="http://schemas.openxmlformats.org/officeDocument/2006/relationships" xmlns:m="http://schemas.openxmlformats.org/officeDocument/2006/math" xmlns:v="urn:schemas-microsoft-com:vml" xmlns:wp14="http://schemas.microsoft.com/office/word/2010/wordprocessingDrawing" xmlns:wp="http://schemas.openxmlformats.org/drawingml/2006/wordprocessingDrawing" xmlns:w10="urn:schemas-microsoft-com:office:word" xmlns:w="http://schemas.openxmlformats.org/wordprocessingml/2006/main" xmlns:w14="http://schemas.microsoft.com/office/word/2010/wordml" xmlns:w15="http://schemas.microsoft.com/office/word/2012/wordml" xmlns:w16cex="http://schemas.microsoft.com/office/word/2018/wordml/cex" xmlns:w16cid="http://schemas.microsoft.com/office/word/2016/wordml/cid" xmlns:w16="http://schemas.microsoft.com/office/word/2018/wordml" xmlns:w16du="http://schemas.microsoft.com/office/word/2023/wordml/word16du" xmlns:w16sdtdh="http://schemas.microsoft.com/office/word/2020/wordml/sdtdatahash" xmlns:w16sdtfl="http://schemas.microsoft.com/office/word/2024/wordml/sdtformatlock" xmlns:w16se="http://schemas.microsoft.com/office/word/2015/wordml/symex" xmlns:wpg="http://schemas.microsoft.com/office/word/2010/wordprocessingGroup" xmlns:wpi="http://schemas.microsoft.com/office/word/2010/wordprocessingInk" xmlns:wne="http://schemas.microsoft.com/office/word/2006/wordml" xmlns:wps="http://schemas.microsoft.com/office/word/2010/wordprocessingShape" mc:Ignorable="w14 w15 w16se w16cid w16 w16cex w16sdtdh w16sdtfl w16du wp14">
+<w:document xmlns:wpc="http://schemas.microsoft.com/office/word/2010/wordprocessingCanvas" xmlns:cx="http://schemas.microsoft.com/office/drawing/2014/chartex" xmlns:cx1="http://schemas.microsoft.com/office/drawing/2015/9/8/chartex" xmlns:cx2="http://schemas.microsoft.com/office/drawing/2015/10/21/chartex" xmlns:cx3="http://schemas.microsoft.com/office/drawing/2016/5/9/chartex" xmlns:cx4="http://schemas.microsoft.com/office/drawing/2016/5/10/chartex" xmlns:cx5="http://schemas.microsoft.com/office/drawing/2016/5/11/chartex" xmlns:cx6="http://schemas.microsoft.com/office/drawing/2016/5/12/chartex" xmlns:cx7="http://schemas.microsoft.com/office/drawing/2016/5/13/chartex" xmlns:cx8="http://schemas.microsoft.com/office/drawing/2016/5/14/chartex" xmlns:mc="http://schemas.openxmlformats.org/markup-compatibility/2006" xmlns:m="http://schemas.openxmlformats.org/officeDocument/2006/math" xmlns:aink="http://schemas.microsoft.com/office/drawing/2016/ink" xmlns:am3d="http://schemas.microsoft.com/office/drawing/2017/model3d" xmlns:oel="http://schemas.microsoft.com/office/2019/extlst" xmlns:r="http://schemas.openxmlformats.org/officeDocument/2006/relationships" xmlns:wp14="http://schemas.microsoft.com/office/word/2010/wordprocessingDrawing" xmlns:wp="http://schemas.openxmlformats.org/drawingml/2006/wordprocessingDrawing" xmlns:wpg="http://schemas.microsoft.com/office/word/2010/wordprocessingGroup" xmlns:wpi="http://schemas.microsoft.com/office/word/2010/wordprocessingInk" xmlns:wps="http://schemas.microsoft.com/office/word/2010/wordprocessingShape" xmlns:o="urn:schemas-microsoft-com:office:office" xmlns:v="urn:schemas-microsoft-com:vml" xmlns:w10="urn:schemas-microsoft-com:office:word" xmlns:w="http://schemas.openxmlformats.org/wordprocessingml/2006/main" xmlns:w14="http://schemas.microsoft.com/office/word/2010/wordml" xmlns:w15="http://schemas.microsoft.com/office/word/2012/wordml" xmlns:w16cei="http://schemas.microsoft.com/office/word/2026/wordml/cei" xmlns:w16cex="http://schemas.microsoft.com/office/word/2018/wordml/cex" xmlns:w16cid="http://schemas.microsoft.com/office/word/2016/wordml/cid" xmlns:w16="http://schemas.microsoft.com/office/word/2018/wordml" xmlns:w16sdtdh="http://schemas.microsoft.com/office/word/2020/wordml/sdtdatahash" xmlns:w16sdtfl="http://schemas.microsoft.com/office/word/2024/wordml/sdtformatlock" xmlns:w16se="http://schemas.microsoft.com/office/word/2015/wordml/symex" xmlns:w16du="http://schemas.microsoft.com/office/word/2023/wordml/word16du" xmlns:wne="http://schemas.microsoft.com/office/word/2006/wordml" mc:Ignorable="w14 w15 w16se w16cid w16 w16cex w16sdtdh w16sdtfl w16du wp14">
   <w:body>
     <w:p>
       <w:pPr>
@@ -49,7 +49,7 @@
           <w:sz w:val="32"/>
           <w:szCs w:val="32"/>
         </w:rPr>
-        <w:t>5</w:t>
+        <w:t>6</w:t>
       </w:r>
     </w:p>
     <w:p>
@@ -91,7 +91,7 @@
         <w:t xml:space="preserve">Office Hours: </w:t>
       </w:r>
       <w:r>
-        <w:t>By appointment, plus TBD drop-in co-working sessions</w:t>
+        <w:t>Department co-working sessions and by appointment</w:t>
       </w:r>
     </w:p>
     <w:p>
@@ -366,19 +366,16 @@
         <w:t xml:space="preserve">Sept </w:t>
       </w:r>
       <w:r>
+        <w:t>18</w:t>
+      </w:r>
+      <w:r>
+        <w:t xml:space="preserve"> - </w:t>
+      </w:r>
+      <w:r>
         <w:t>2</w:t>
       </w:r>
       <w:r>
-        <w:t>0</w:t>
-      </w:r>
-      <w:r>
-        <w:t xml:space="preserve"> - </w:t>
-      </w:r>
-      <w:r>
-        <w:t>2</w:t>
-      </w:r>
-      <w:r>
-        <w:t>6</w:t>
+        <w:t>4</w:t>
       </w:r>
       <w:r>
         <w:t xml:space="preserve">.  During the rest of the quarter, there </w:t>
@@ -476,11 +473,16 @@
       <w:r>
         <w:t xml:space="preserve"> (contact </w:t>
       </w:r>
-      <w:r>
-        <w:t>Alyssa</w:t>
-      </w:r>
-      <w:r>
-        <w:t xml:space="preserve"> to access these funds)</w:t>
+      <w:proofErr w:type="gramStart"/>
+      <w:r>
+        <w:t xml:space="preserve">Bhavna  </w:t>
+      </w:r>
+      <w:r>
+        <w:t>to</w:t>
+      </w:r>
+      <w:proofErr w:type="gramEnd"/>
+      <w:r>
+        <w:t xml:space="preserve"> access these funds)</w:t>
       </w:r>
       <w:r>
         <w:t xml:space="preserve">.  Most students in our program use </w:t>
@@ -500,7 +502,13 @@
         <w:t xml:space="preserve"> will provide</w:t>
       </w:r>
       <w:r>
-        <w:t xml:space="preserve"> a Python tutorial, which you should complete in advance of the field </w:t>
+        <w:t xml:space="preserve"> a Python </w:t>
+      </w:r>
+      <w:r>
+        <w:t>check</w:t>
+      </w:r>
+      <w:r>
+        <w:t xml:space="preserve">, which you should complete in advance of the field </w:t>
       </w:r>
       <w:r>
         <w:t>trip</w:t>
@@ -930,7 +938,10 @@
         <w:t>8</w:t>
       </w:r>
       <w:r>
-        <w:t>) Eyepiece observing with the 36” refractor</w:t>
+        <w:t xml:space="preserve">) Eyepiece observing with the </w:t>
+      </w:r>
+      <w:r>
+        <w:t>Nickel</w:t>
       </w:r>
     </w:p>
     <w:p>
@@ -1218,15 +1229,7 @@
         <w:t>I</w:t>
       </w:r>
       <w:r>
-        <w:t xml:space="preserve"> will provide a document with </w:t>
-      </w:r>
-      <w:proofErr w:type="gramStart"/>
-      <w:r>
-        <w:t>best-practices</w:t>
-      </w:r>
-      <w:proofErr w:type="gramEnd"/>
-      <w:r>
-        <w:t xml:space="preserve"> for these sorts of writeups.</w:t>
+        <w:t xml:space="preserve"> will provide a document with best-practices for these sorts of writeups.</w:t>
       </w:r>
     </w:p>
     <w:p>
@@ -1305,13 +1308,103 @@
         <w:rPr>
           <w:bCs/>
         </w:rPr>
+        <w:t>7</w:t>
+      </w:r>
+      <w:r>
+        <w:rPr>
+          <w:bCs/>
+        </w:rPr>
+        <w:t>—Pluto Lab Writeup</w:t>
+      </w:r>
+    </w:p>
+    <w:p>
+      <w:pPr>
+        <w:jc w:val="both"/>
+        <w:rPr>
+          <w:bCs/>
+        </w:rPr>
+      </w:pPr>
+      <w:r>
+        <w:rPr>
+          <w:bCs/>
+        </w:rPr>
+        <w:t xml:space="preserve">Oct. </w:t>
+      </w:r>
+      <w:r>
+        <w:rPr>
+          <w:bCs/>
+        </w:rPr>
+        <w:t>2</w:t>
+      </w:r>
+      <w:r>
+        <w:rPr>
+          <w:bCs/>
+        </w:rPr>
+        <w:t>1</w:t>
+      </w:r>
+      <w:r>
+        <w:rPr>
+          <w:bCs/>
+        </w:rPr>
+        <w:t>—HR Diagram Lab Writeup</w:t>
+      </w:r>
+    </w:p>
+    <w:p>
+      <w:pPr>
+        <w:jc w:val="both"/>
+        <w:rPr>
+          <w:bCs/>
+        </w:rPr>
+      </w:pPr>
+      <w:r>
+        <w:rPr>
+          <w:bCs/>
+        </w:rPr>
+        <w:t xml:space="preserve">Nov. </w:t>
+      </w:r>
+      <w:r>
+        <w:rPr>
+          <w:bCs/>
+        </w:rPr>
+        <w:t>4</w:t>
+      </w:r>
+      <w:r>
+        <w:rPr>
+          <w:bCs/>
+        </w:rPr>
+        <w:t>—Dark Matter Lab Writeup</w:t>
+      </w:r>
+    </w:p>
+    <w:p>
+      <w:pPr>
+        <w:jc w:val="both"/>
+        <w:rPr>
+          <w:bCs/>
+        </w:rPr>
+      </w:pPr>
+      <w:r>
+        <w:rPr>
+          <w:bCs/>
+        </w:rPr>
+        <w:t xml:space="preserve">Nov. </w:t>
+      </w:r>
+      <w:r>
+        <w:rPr>
+          <w:bCs/>
+        </w:rPr>
+        <w:t>1</w:t>
+      </w:r>
+      <w:r>
+        <w:rPr>
+          <w:bCs/>
+        </w:rPr>
         <w:t>8</w:t>
       </w:r>
       <w:r>
         <w:rPr>
           <w:bCs/>
         </w:rPr>
-        <w:t>—Pluto Lab Writeup</w:t>
+        <w:t>—Neptune Lab Writeup</w:t>
       </w:r>
     </w:p>
     <w:p>
@@ -1325,97 +1418,13 @@
         <w:rPr>
           <w:bCs/>
         </w:rPr>
-        <w:t xml:space="preserve">Oct. </w:t>
+        <w:t xml:space="preserve">Dec. </w:t>
       </w:r>
       <w:r>
         <w:rPr>
           <w:bCs/>
         </w:rPr>
         <w:t>2</w:t>
-      </w:r>
-      <w:r>
-        <w:rPr>
-          <w:bCs/>
-        </w:rPr>
-        <w:t>2</w:t>
-      </w:r>
-      <w:r>
-        <w:rPr>
-          <w:bCs/>
-        </w:rPr>
-        <w:t>—HR Diagram Lab Writeup</w:t>
-      </w:r>
-    </w:p>
-    <w:p>
-      <w:pPr>
-        <w:jc w:val="both"/>
-        <w:rPr>
-          <w:bCs/>
-        </w:rPr>
-      </w:pPr>
-      <w:r>
-        <w:rPr>
-          <w:bCs/>
-        </w:rPr>
-        <w:t xml:space="preserve">Nov. </w:t>
-      </w:r>
-      <w:r>
-        <w:rPr>
-          <w:bCs/>
-        </w:rPr>
-        <w:t>5</w:t>
-      </w:r>
-      <w:r>
-        <w:rPr>
-          <w:bCs/>
-        </w:rPr>
-        <w:t>—Dark Matter Lab Writeup</w:t>
-      </w:r>
-    </w:p>
-    <w:p>
-      <w:pPr>
-        <w:jc w:val="both"/>
-        <w:rPr>
-          <w:bCs/>
-        </w:rPr>
-      </w:pPr>
-      <w:r>
-        <w:rPr>
-          <w:bCs/>
-        </w:rPr>
-        <w:t xml:space="preserve">Nov. </w:t>
-      </w:r>
-      <w:r>
-        <w:rPr>
-          <w:bCs/>
-        </w:rPr>
-        <w:t>19</w:t>
-      </w:r>
-      <w:r>
-        <w:rPr>
-          <w:bCs/>
-        </w:rPr>
-        <w:t>—Neptune Lab Writeup</w:t>
-      </w:r>
-    </w:p>
-    <w:p>
-      <w:pPr>
-        <w:jc w:val="both"/>
-        <w:rPr>
-          <w:bCs/>
-        </w:rPr>
-      </w:pPr>
-      <w:r>
-        <w:rPr>
-          <w:bCs/>
-        </w:rPr>
-        <w:t xml:space="preserve">Dec. </w:t>
-      </w:r>
-      <w:r>
-        <w:rPr>
-          <w:bCs/>
-        </w:rPr>
-        <w:t>3</w:t>
       </w:r>
       <w:r>
         <w:rPr>
@@ -1893,7 +1902,7 @@
 </file>
 
 <file path=word/numbering.xml><?xml version="1.0" encoding="utf-8"?>
-<w:numbering xmlns:wpc="http://schemas.microsoft.com/office/word/2010/wordprocessingCanvas" xmlns:cx="http://schemas.microsoft.com/office/drawing/2014/chartex" xmlns:cx1="http://schemas.microsoft.com/office/drawing/2015/9/8/chartex" xmlns:cx2="http://schemas.microsoft.com/office/drawing/2015/10/21/chartex" xmlns:cx3="http://schemas.microsoft.com/office/drawing/2016/5/9/chartex" xmlns:cx4="http://schemas.microsoft.com/office/drawing/2016/5/10/chartex" xmlns:cx5="http://schemas.microsoft.com/office/drawing/2016/5/11/chartex" xmlns:cx6="http://schemas.microsoft.com/office/drawing/2016/5/12/chartex" xmlns:cx7="http://schemas.microsoft.com/office/drawing/2016/5/13/chartex" xmlns:cx8="http://schemas.microsoft.com/office/drawing/2016/5/14/chartex" xmlns:mc="http://schemas.openxmlformats.org/markup-compatibility/2006" xmlns:aink="http://schemas.microsoft.com/office/drawing/2016/ink" xmlns:am3d="http://schemas.microsoft.com/office/drawing/2017/model3d" xmlns:o="urn:schemas-microsoft-com:office:office" xmlns:oel="http://schemas.microsoft.com/office/2019/extlst" xmlns:r="http://schemas.openxmlformats.org/officeDocument/2006/relationships" xmlns:m="http://schemas.openxmlformats.org/officeDocument/2006/math" xmlns:v="urn:schemas-microsoft-com:vml" xmlns:wp14="http://schemas.microsoft.com/office/word/2010/wordprocessingDrawing" xmlns:wp="http://schemas.openxmlformats.org/drawingml/2006/wordprocessingDrawing" xmlns:w10="urn:schemas-microsoft-com:office:word" xmlns:w="http://schemas.openxmlformats.org/wordprocessingml/2006/main" xmlns:w14="http://schemas.microsoft.com/office/word/2010/wordml" xmlns:w15="http://schemas.microsoft.com/office/word/2012/wordml" xmlns:w16cex="http://schemas.microsoft.com/office/word/2018/wordml/cex" xmlns:w16cid="http://schemas.microsoft.com/office/word/2016/wordml/cid" xmlns:w16="http://schemas.microsoft.com/office/word/2018/wordml" xmlns:w16du="http://schemas.microsoft.com/office/word/2023/wordml/word16du" xmlns:w16sdtdh="http://schemas.microsoft.com/office/word/2020/wordml/sdtdatahash" xmlns:w16sdtfl="http://schemas.microsoft.com/office/word/2024/wordml/sdtformatlock" xmlns:w16se="http://schemas.microsoft.com/office/word/2015/wordml/symex" xmlns:wpg="http://schemas.microsoft.com/office/word/2010/wordprocessingGroup" xmlns:wpi="http://schemas.microsoft.com/office/word/2010/wordprocessingInk" xmlns:wne="http://schemas.microsoft.com/office/word/2006/wordml" xmlns:wps="http://schemas.microsoft.com/office/word/2010/wordprocessingShape" mc:Ignorable="w14 w15 w16se w16cid w16 w16cex w16sdtdh w16sdtfl w16du wp14">
+<w:numbering xmlns:wpc="http://schemas.microsoft.com/office/word/2010/wordprocessingCanvas" xmlns:cx="http://schemas.microsoft.com/office/drawing/2014/chartex" xmlns:cx1="http://schemas.microsoft.com/office/drawing/2015/9/8/chartex" xmlns:cx2="http://schemas.microsoft.com/office/drawing/2015/10/21/chartex" xmlns:cx3="http://schemas.microsoft.com/office/drawing/2016/5/9/chartex" xmlns:cx4="http://schemas.microsoft.com/office/drawing/2016/5/10/chartex" xmlns:cx5="http://schemas.microsoft.com/office/drawing/2016/5/11/chartex" xmlns:cx6="http://schemas.microsoft.com/office/drawing/2016/5/12/chartex" xmlns:cx7="http://schemas.microsoft.com/office/drawing/2016/5/13/chartex" xmlns:cx8="http://schemas.microsoft.com/office/drawing/2016/5/14/chartex" xmlns:mc="http://schemas.openxmlformats.org/markup-compatibility/2006" xmlns:m="http://schemas.openxmlformats.org/officeDocument/2006/math" xmlns:aink="http://schemas.microsoft.com/office/drawing/2016/ink" xmlns:am3d="http://schemas.microsoft.com/office/drawing/2017/model3d" xmlns:oel="http://schemas.microsoft.com/office/2019/extlst" xmlns:r="http://schemas.openxmlformats.org/officeDocument/2006/relationships" xmlns:wp14="http://schemas.microsoft.com/office/word/2010/wordprocessingDrawing" xmlns:wp="http://schemas.openxmlformats.org/drawingml/2006/wordprocessingDrawing" xmlns:wpg="http://schemas.microsoft.com/office/word/2010/wordprocessingGroup" xmlns:wpi="http://schemas.microsoft.com/office/word/2010/wordprocessingInk" xmlns:wps="http://schemas.microsoft.com/office/word/2010/wordprocessingShape" xmlns:o="urn:schemas-microsoft-com:office:office" xmlns:v="urn:schemas-microsoft-com:vml" xmlns:w10="urn:schemas-microsoft-com:office:word" xmlns:w="http://schemas.openxmlformats.org/wordprocessingml/2006/main" xmlns:w14="http://schemas.microsoft.com/office/word/2010/wordml" xmlns:w15="http://schemas.microsoft.com/office/word/2012/wordml" xmlns:w16cei="http://schemas.microsoft.com/office/word/2026/wordml/cei" xmlns:w16cex="http://schemas.microsoft.com/office/word/2018/wordml/cex" xmlns:w16cid="http://schemas.microsoft.com/office/word/2016/wordml/cid" xmlns:w16="http://schemas.microsoft.com/office/word/2018/wordml" xmlns:w16sdtdh="http://schemas.microsoft.com/office/word/2020/wordml/sdtdatahash" xmlns:w16sdtfl="http://schemas.microsoft.com/office/word/2024/wordml/sdtformatlock" xmlns:w16se="http://schemas.microsoft.com/office/word/2015/wordml/symex" xmlns:w16du="http://schemas.microsoft.com/office/word/2023/wordml/word16du" xmlns:wne="http://schemas.microsoft.com/office/word/2006/wordml" mc:Ignorable="w14 w15 w16se w16cid w16 w16cex w16sdtdh w16sdtfl w16du wp14">
   <w:abstractNum w:abstractNumId="0" w15:restartNumberingAfterBreak="0">
     <w:nsid w:val="22653D5C"/>
     <w:multiLevelType w:val="hybridMultilevel"/>
@@ -2130,7 +2139,7 @@
 </file>
 
 <file path=word/styles.xml><?xml version="1.0" encoding="utf-8"?>
-<w:styles xmlns:mc="http://schemas.openxmlformats.org/markup-compatibility/2006" xmlns:r="http://schemas.openxmlformats.org/officeDocument/2006/relationships" xmlns:w="http://schemas.openxmlformats.org/wordprocessingml/2006/main" xmlns:w14="http://schemas.microsoft.com/office/word/2010/wordml" xmlns:w15="http://schemas.microsoft.com/office/word/2012/wordml" xmlns:w16cex="http://schemas.microsoft.com/office/word/2018/wordml/cex" xmlns:w16cid="http://schemas.microsoft.com/office/word/2016/wordml/cid" xmlns:w16="http://schemas.microsoft.com/office/word/2018/wordml" xmlns:w16du="http://schemas.microsoft.com/office/word/2023/wordml/word16du" xmlns:w16sdtdh="http://schemas.microsoft.com/office/word/2020/wordml/sdtdatahash" xmlns:w16sdtfl="http://schemas.microsoft.com/office/word/2024/wordml/sdtformatlock" xmlns:w16se="http://schemas.microsoft.com/office/word/2015/wordml/symex" mc:Ignorable="w14 w15 w16se w16cid w16 w16cex w16sdtdh w16sdtfl w16du">
+<w:styles xmlns:mc="http://schemas.openxmlformats.org/markup-compatibility/2006" xmlns:r="http://schemas.openxmlformats.org/officeDocument/2006/relationships" xmlns:w="http://schemas.openxmlformats.org/wordprocessingml/2006/main" xmlns:w14="http://schemas.microsoft.com/office/word/2010/wordml" xmlns:w15="http://schemas.microsoft.com/office/word/2012/wordml" xmlns:w16cex="http://schemas.microsoft.com/office/word/2018/wordml/cex" xmlns:w16cid="http://schemas.microsoft.com/office/word/2016/wordml/cid" xmlns:w16="http://schemas.microsoft.com/office/word/2018/wordml" xmlns:w16sdtdh="http://schemas.microsoft.com/office/word/2020/wordml/sdtdatahash" xmlns:w16sdtfl="http://schemas.microsoft.com/office/word/2024/wordml/sdtformatlock" xmlns:w16se="http://schemas.microsoft.com/office/word/2015/wordml/symex" xmlns:w16du="http://schemas.microsoft.com/office/word/2023/wordml/word16du" mc:Ignorable="w14 w15 w16se w16cid w16 w16cex w16sdtdh w16sdtfl w16du">
   <w:docDefaults>
     <w:rPrDefault>
       <w:rPr>
